--- a/assets/templates/brand-template.docx
+++ b/assets/templates/brand-template.docx
@@ -92,7 +92,7 @@
           <w:color w:val="FFFFFF"/>
           <w:sz w:val="24"/>
           <w:spacing w:val="20"/>
-          <w:shd w:val="clear" w:color="auto" w:fill="EB1F79"/>
+          <w:shd w:val="clear" w:color="auto" w:fill="E1146E"/>
         </w:rPr>
         <w:t xml:space="preserve"> FOR SUPERINTENDENT TEAM REVIEW AND SIGN-OFF </w:t>
       </w:r>
